--- a/engine/egch_study/EGCH_Bibliography_01-09-2026.docx
+++ b/engine/egch_study/EGCH_Bibliography_01-09-2026.docx
@@ -1138,7 +1138,7 @@
           <w:color w:val="6E7B77"/>
           <w:sz w:val="18"/>
         </w:rPr>
-        <w:t>Also indexed on the same portal but not used: annual statements for 2009 to 2021, and quarterly board and shareholder-structure disclosure reports through 30 June 2026. The portal's audit-reports section holds only audit-committee reports and its newest item covers the period to 31 December 2021; the statutory auditor's reports for the years used here are bound inside the annual statements above.</w:t>
+        <w:t>The ten annual statements for 2009 to 2021 in the first row were retrieved on 1 September 2026 and used only to test the forecasting method on the company's own history; no forecast driver is taken from them. Also indexed on the same portal but not used: the quarterly board and shareholder-structure disclosure reports through 30 June 2026. The portal's audit-reports section holds only audit-committee reports and its newest item covers the period to 31 December 2021; the statutory auditor's reports for the years used here are bound inside the annual statements above.</w:t>
       </w:r>
     </w:p>
     <w:p>
@@ -22397,7 +22397,7 @@
           <w:color w:val="1C3A36"/>
           <w:sz w:val="21"/>
         </w:rPr>
-        <w:t>L3 — Official external (regulator, central bank, government)  (11 inputs)</w:t>
+        <w:t>L3 — Official external (regulator, central bank, government)  (12 inputs)</w:t>
       </w:r>
     </w:p>
     <w:tbl>
@@ -23447,6 +23447,98 @@
                 <w:sz w:val="14"/>
               </w:rPr>
               <w:t>Cooperative supply price for subsidised fertilizer</w:t>
+            </w:r>
+          </w:p>
+        </w:tc>
+      </w:tr>
+      <w:tr>
+        <w:tc>
+          <w:tcPr>
+            <w:tcW w:type="dxa" w:w="2448"/>
+          </w:tcPr>
+          <w:p>
+            <w:pPr>
+              <w:spacing w:after="20"/>
+              <w:jc w:val="left"/>
+            </w:pPr>
+            <w:r>
+              <w:rPr>
+                <w:color w:val="1C3A36"/>
+                <w:sz w:val="14"/>
+              </w:rPr>
+              <w:t>tbill_yield_range</w:t>
+            </w:r>
+          </w:p>
+        </w:tc>
+        <w:tc>
+          <w:tcPr>
+            <w:tcW w:type="dxa" w:w="1944"/>
+          </w:tcPr>
+          <w:p>
+            <w:pPr>
+              <w:spacing w:after="20"/>
+              <w:jc w:val="left"/>
+            </w:pPr>
+            <w:r>
+              <w:rPr>
+                <w:color w:val="1C3A36"/>
+                <w:sz w:val="14"/>
+              </w:rPr>
+              <w:t>0.2486, 0.2552</w:t>
+            </w:r>
+          </w:p>
+        </w:tc>
+        <w:tc>
+          <w:tcPr>
+            <w:tcW w:type="dxa" w:w="1224"/>
+          </w:tcPr>
+          <w:p>
+            <w:pPr>
+              <w:spacing w:after="20"/>
+              <w:jc w:val="left"/>
+            </w:pPr>
+            <w:r>
+              <w:rPr>
+                <w:color w:val="1C3A36"/>
+                <w:sz w:val="14"/>
+              </w:rPr>
+              <w:t>ratio</w:t>
+            </w:r>
+          </w:p>
+        </w:tc>
+        <w:tc>
+          <w:tcPr>
+            <w:tcW w:type="dxa" w:w="1152"/>
+          </w:tcPr>
+          <w:p>
+            <w:pPr>
+              <w:spacing w:after="20"/>
+              <w:jc w:val="left"/>
+            </w:pPr>
+            <w:r>
+              <w:rPr>
+                <w:color w:val="1C3A36"/>
+                <w:sz w:val="14"/>
+              </w:rPr>
+              <w:t>2026-08-06</w:t>
+            </w:r>
+          </w:p>
+        </w:tc>
+        <w:tc>
+          <w:tcPr>
+            <w:tcW w:type="dxa" w:w="7344"/>
+          </w:tcPr>
+          <w:p>
+            <w:pPr>
+              <w:spacing w:after="20"/>
+              <w:jc w:val="left"/>
+            </w:pPr>
+            <w:r>
+              <w:rPr>
+                <w:color w:val="1C3A36"/>
+                <w:sz w:val="14"/>
+              </w:rPr>
+              <w:t>Egyptian treasury-bill yields by tenor, secondary-market quotes (the central bank's own auction pages were unreachable); context only, no valuation figure depends on them</w:t>
             </w:r>
           </w:p>
         </w:tc>
@@ -27152,7 +27244,7 @@
                 <w:color w:val="1C3A36"/>
                 <w:sz w:val="14"/>
               </w:rPr>
-              <w:t>The lower bound of the 90% confidence interval of the same EGX30 regression (beta_result.json, beta_regression.own_stock_beta, 253 weekly observations to 16 July 2026) — carried as the beta alternative. REPLACES the 08-08-2026 edition's Dimson sum-beta, which belonged to a composite regression that is withdrawn as non-conforming.</w:t>
+              <w:t>The lower bound of the ninety-per-cent confidence interval of the same beta estimate — a five-year weekly regression of the stock's own returns on the EGX30 (253 weekly observations to 16 July 2026) — carried as the beta alternative. REPLACES the 08-08-2026 edition's thin-trading-adjusted beta, which belonged to a basket regression withdrawn as non-conforming.</w:t>
             </w:r>
           </w:p>
         </w:tc>
@@ -28294,7 +28386,7 @@
                 <w:color w:val="1C3A36"/>
                 <w:sz w:val="14"/>
               </w:rPr>
-              <w:t>0.025</w:t>
+              <w:t>0.0254</w:t>
             </w:r>
           </w:p>
         </w:tc>
@@ -28330,7 +28422,7 @@
                 <w:color w:val="1C3A36"/>
                 <w:sz w:val="14"/>
               </w:rPr>
-              <w:t>2026-08-09</w:t>
+              <w:t>2026-09-01</w:t>
             </w:r>
           </w:p>
         </w:tc>
@@ -28348,7 +28440,7 @@
                 <w:color w:val="1C3A36"/>
                 <w:sz w:val="14"/>
               </w:rPr>
-              <w:t>Constructed: steady-state gap between the terminal inflation target and the currency wedge, held constant in the terminal year</w:t>
+              <w:t>DERIVED: the steady-state currency depreciation the terminal inflation (5%) implies against long-run US inflation (2.4%) on the relative purchasing-power identity — the same wedge that carries the dollar debt in the terminal year. RE-SET 1 September 2026 from a typed 2.5% so that the terminal currency, the terminal cost of debt and the last explicit year share one number.</w:t>
             </w:r>
           </w:p>
         </w:tc>
@@ -31776,7 +31868,7 @@
                 <w:color w:val="1C3A36"/>
                 <w:sz w:val="16"/>
               </w:rPr>
-              <w:t>Computed BOTH ways and published side by side rather than averaged, because the two differ by EGP 4.14 a share</w:t>
+              <w:t>Computed BOTH ways and published side by side rather than averaged, because the two differ by EGP 4.05 a share</w:t>
             </w:r>
           </w:p>
         </w:tc>

--- a/engine/egch_study/EGCH_Bibliography_01-09-2026.docx
+++ b/engine/egch_study/EGCH_Bibliography_01-09-2026.docx
@@ -1815,7 +1815,7 @@
                 <w:color w:val="1C3A36"/>
                 <w:sz w:val="16"/>
               </w:rPr>
-              <w:t>Same workbook</w:t>
+              <w:t>Same workbook: the total rating-basis premium less the mature-market premium</w:t>
             </w:r>
           </w:p>
         </w:tc>
@@ -1871,7 +1871,7 @@
                 <w:color w:val="1C3A36"/>
                 <w:sz w:val="16"/>
               </w:rPr>
-              <w:t>13.94% (rating) / 9.42% (CDS)</w:t>
+              <w:t>13.94% (rating) / 9.41% (CDS)</w:t>
             </w:r>
           </w:p>
         </w:tc>
@@ -2239,7 +2239,7 @@
                 <w:color w:val="1C3A36"/>
                 <w:sz w:val="16"/>
               </w:rPr>
-              <w:t>19.00 / 20.00% corridor</w:t>
+              <w:t>19.50% main operation rate, mid-corridor</w:t>
             </w:r>
           </w:p>
         </w:tc>
@@ -21199,7 +21199,7 @@
                 <w:color w:val="1C3A36"/>
                 <w:sz w:val="14"/>
               </w:rPr>
-              <w:t>erp_cds</w:t>
+              <w:t>country_risk_premium_rating</w:t>
             </w:r>
           </w:p>
         </w:tc>
@@ -21217,7 +21217,7 @@
                 <w:color w:val="1C3A36"/>
                 <w:sz w:val="14"/>
               </w:rPr>
-              <w:t>0.0942</w:t>
+              <w:t>0.0971</w:t>
             </w:r>
           </w:p>
         </w:tc>
@@ -21271,7 +21271,7 @@
                 <w:color w:val="1C3A36"/>
                 <w:sz w:val="14"/>
               </w:rPr>
-              <w:t>Country risk premium workbook, original file, Egypt row, CDS basis total equity risk premium</w:t>
+              <w:t>DERIVED: erp_rating - mature_market_erp, the country component of the rating-basis equity premium (the workbook's own construction, recomputed rather than read from a second file)</w:t>
             </w:r>
           </w:p>
         </w:tc>
@@ -29250,7 +29250,7 @@
                 <w:color w:val="1C3A36"/>
                 <w:sz w:val="14"/>
               </w:rPr>
-              <w:t>2026-08-08</w:t>
+              <w:t>2026-09-01</w:t>
             </w:r>
           </w:p>
         </w:tc>
@@ -29268,7 +29268,7 @@
                 <w:color w:val="1C3A36"/>
                 <w:sz w:val="14"/>
               </w:rPr>
-              <w:t>Weights of the four lenses in the published central: cash flow (programme carried through) 45%, relative multiples 20%, normalised earnings 20%, book value 15% — the same weights the 08-08-2026 edition published. The bear and full readings are the low and high of the field across every lens, never the weighted extremes.</w:t>
+              <w:t>Weights of the four lenses in the weighted central this edition publishes inside its field: cash flow with the programme carried through 45%, relative multiples 20%, normalised earnings 20%, book value 15%. SET IN THIS EDITION (1 September 2026): the 08-08-2026 edition published the field alone, with no central and no weights. Basis: the cash-flow lens is the primary lens and the only one that charges the capital programme, so it carries the largest weight; its carried-through side enters because that is the company's own stated plan, and the stopped side is published beside it as the contested judgement, never averaged in; the relative and normalised lenses are cross-checks at equal weight; book value, which prices what has been paid for rather than what it earns, the least. The bear and full readings are the low and high of the field across every lens, never the weighted extremes.</w:t>
             </w:r>
           </w:p>
         </w:tc>

--- a/engine/egch_study/EGCH_Bibliography_01-09-2026.docx
+++ b/engine/egch_study/EGCH_Bibliography_01-09-2026.docx
@@ -26270,7 +26270,7 @@
                 <w:color w:val="1C3A36"/>
                 <w:sz w:val="14"/>
               </w:rPr>
-              <w:t>2.6e+04, 2.6e+04, 2.6e+04, 2.6e+04, 2.6e+04</w:t>
+              <w:t>26000, 26000, 26000, 26000, 26000</w:t>
             </w:r>
           </w:p>
         </w:tc>
@@ -29490,7 +29490,7 @@
                 <w:color w:val="1C3A36"/>
                 <w:sz w:val="14"/>
               </w:rPr>
-              <w:t>4e+04, 4.1e+04, 4.2e+04, 4.3e+04, 4.4e+04</w:t>
+              <w:t>40000, 41000, 42000, 43000, 44000</w:t>
             </w:r>
           </w:p>
         </w:tc>
@@ -30962,7 +30962,7 @@
                 <w:color w:val="1C3A36"/>
                 <w:sz w:val="14"/>
               </w:rPr>
-              <w:t>7,526, 8,429, 9,272, 1.011e+04, 1.092e+04</w:t>
+              <w:t>7,526, 8,429, 9,272, 10,106, 10,915</w:t>
             </w:r>
           </w:p>
         </w:tc>
@@ -31146,7 +31146,7 @@
                 <w:color w:val="1C3A36"/>
                 <w:sz w:val="14"/>
               </w:rPr>
-              <w:t>1.55e+05, 1.6e+05, 1.65e+05, 1.7e+05, 1.75e+05</w:t>
+              <w:t>155000, 160000, 165000, 170000, 175000</w:t>
             </w:r>
           </w:p>
         </w:tc>
